--- a/docs/forms/A1_Debrief_and_Feedback.docx
+++ b/docs/forms/A1_Debrief_and_Feedback.docx
@@ -163,6 +163,522 @@
     <w:p>
       <w:pPr>
         <w:spacing w:after="80"/>
+      </w:pPr>
+    </w:p>
+    <w:p>
+      <w:pPr>
+        <w:spacing w:before="160" w:after="60"/>
+      </w:pPr>
+      <w:r>
+        <w:rPr>
+          <w:b/>
+          <w:color w:val="0B3583"/>
+          <w:sz w:val="23"/>
+        </w:rPr>
+        <w:t>0. What we inherited</w:t>
+      </w:r>
+    </w:p>
+    <w:p>
+      <w:pPr>
+        <w:spacing w:after="80"/>
+      </w:pPr>
+      <w:r>
+        <w:rPr>
+          <w:i/>
+          <w:color w:val="5A6672"/>
+          <w:sz w:val="17"/>
+        </w:rPr>
+        <w:t>The handbook exists because each cohort has started from zero. This section is how that stops being a claim about the past and becomes something measured every year. Answer it even if — especially if — the answer is 'nothing'.</w:t>
+      </w:r>
+    </w:p>
+    <w:tbl>
+      <w:tblPr>
+        <w:tblStyle w:val="TableGrid"/>
+        <w:tblW w:type="auto" w:w="0"/>
+        <w:tblLook w:firstColumn="1" w:firstRow="1" w:lastColumn="0" w:lastRow="0" w:noHBand="0" w:noVBand="1" w:val="04A0"/>
+      </w:tblPr>
+      <w:tblGrid>
+        <w:gridCol w:w="3289"/>
+        <w:gridCol w:w="3289"/>
+        <w:gridCol w:w="3289"/>
+      </w:tblGrid>
+      <w:tr>
+        <w:tc>
+          <w:tcPr>
+            <w:tcW w:type="dxa" w:w="4195"/>
+            <w:shd w:val="clear" w:color="auto" w:fill="EEF2F7"/>
+          </w:tcPr>
+          <w:p>
+            <w:pPr>
+              <w:spacing w:after="40"/>
+            </w:pPr>
+            <w:r/>
+            <w:r>
+              <w:rPr>
+                <w:b/>
+                <w:i w:val="0"/>
+                <w:color w:val="5A6672"/>
+                <w:sz w:val="17"/>
+              </w:rPr>
+              <w:t>Question</w:t>
+            </w:r>
+          </w:p>
+        </w:tc>
+        <w:tc>
+          <w:tcPr>
+            <w:tcW w:type="dxa" w:w="2041"/>
+            <w:shd w:val="clear" w:color="auto" w:fill="EEF2F7"/>
+          </w:tcPr>
+          <w:p>
+            <w:pPr>
+              <w:spacing w:after="40"/>
+            </w:pPr>
+            <w:r/>
+            <w:r>
+              <w:rPr>
+                <w:b/>
+                <w:i w:val="0"/>
+                <w:color w:val="5A6672"/>
+                <w:sz w:val="17"/>
+              </w:rPr>
+              <w:t>Answer</w:t>
+            </w:r>
+          </w:p>
+        </w:tc>
+        <w:tc>
+          <w:tcPr>
+            <w:tcW w:type="dxa" w:w="3628"/>
+            <w:shd w:val="clear" w:color="auto" w:fill="EEF2F7"/>
+          </w:tcPr>
+          <w:p>
+            <w:pPr>
+              <w:spacing w:after="40"/>
+            </w:pPr>
+            <w:r/>
+            <w:r>
+              <w:rPr>
+                <w:b/>
+                <w:i w:val="0"/>
+                <w:color w:val="5A6672"/>
+                <w:sz w:val="17"/>
+              </w:rPr>
+              <w:t>Detail</w:t>
+            </w:r>
+          </w:p>
+        </w:tc>
+      </w:tr>
+      <w:tr>
+        <w:tc>
+          <w:tcPr>
+            <w:tcW w:type="dxa" w:w="4195"/>
+          </w:tcPr>
+          <w:p>
+            <w:pPr>
+              <w:spacing w:after="40"/>
+            </w:pPr>
+            <w:r/>
+            <w:r>
+              <w:rPr>
+                <w:b w:val="0"/>
+                <w:i w:val="0"/>
+                <w:sz w:val="18"/>
+              </w:rPr>
+              <w:t>Was there a handover pack (L-1) from a previous team?</w:t>
+            </w:r>
+          </w:p>
+        </w:tc>
+        <w:tc>
+          <w:tcPr>
+            <w:tcW w:type="dxa" w:w="2041"/>
+          </w:tcPr>
+          <w:p>
+            <w:pPr>
+              <w:spacing w:after="40"/>
+            </w:pPr>
+            <w:r/>
+            <w:r>
+              <w:rPr>
+                <w:b w:val="0"/>
+                <w:i w:val="0"/>
+                <w:sz w:val="18"/>
+              </w:rPr>
+              <w:t>Yes / No / Partial</w:t>
+            </w:r>
+          </w:p>
+        </w:tc>
+        <w:tc>
+          <w:tcPr>
+            <w:tcW w:type="dxa" w:w="3628"/>
+          </w:tcPr>
+          <w:p>
+            <w:pPr>
+              <w:spacing w:after="40"/>
+            </w:pPr>
+            <w:r/>
+            <w:r>
+              <w:rPr>
+                <w:b w:val="0"/>
+                <w:i w:val="0"/>
+                <w:sz w:val="18"/>
+              </w:rPr>
+            </w:r>
+          </w:p>
+        </w:tc>
+      </w:tr>
+      <w:tr>
+        <w:tc>
+          <w:tcPr>
+            <w:tcW w:type="dxa" w:w="4195"/>
+          </w:tcPr>
+          <w:p>
+            <w:pPr>
+              <w:spacing w:after="40"/>
+            </w:pPr>
+            <w:r/>
+            <w:r>
+              <w:rPr>
+                <w:b w:val="0"/>
+                <w:i w:val="0"/>
+                <w:sz w:val="18"/>
+              </w:rPr>
+              <w:t>Did you find completed instruments from a previous deployment?</w:t>
+            </w:r>
+          </w:p>
+        </w:tc>
+        <w:tc>
+          <w:tcPr>
+            <w:tcW w:type="dxa" w:w="2041"/>
+          </w:tcPr>
+          <w:p>
+            <w:pPr>
+              <w:spacing w:after="40"/>
+            </w:pPr>
+            <w:r/>
+            <w:r>
+              <w:rPr>
+                <w:b w:val="0"/>
+                <w:i w:val="0"/>
+                <w:sz w:val="18"/>
+              </w:rPr>
+              <w:t>Yes / No — which?</w:t>
+            </w:r>
+          </w:p>
+        </w:tc>
+        <w:tc>
+          <w:tcPr>
+            <w:tcW w:type="dxa" w:w="3628"/>
+          </w:tcPr>
+          <w:p>
+            <w:pPr>
+              <w:spacing w:after="40"/>
+            </w:pPr>
+            <w:r/>
+            <w:r>
+              <w:rPr>
+                <w:b w:val="0"/>
+                <w:i w:val="0"/>
+                <w:sz w:val="18"/>
+              </w:rPr>
+            </w:r>
+          </w:p>
+        </w:tc>
+      </w:tr>
+      <w:tr>
+        <w:tc>
+          <w:tcPr>
+            <w:tcW w:type="dxa" w:w="4195"/>
+          </w:tcPr>
+          <w:p>
+            <w:pPr>
+              <w:spacing w:after="40"/>
+            </w:pPr>
+            <w:r/>
+            <w:r>
+              <w:rPr>
+                <w:b w:val="0"/>
+                <w:i w:val="0"/>
+                <w:sz w:val="18"/>
+              </w:rPr>
+              <w:t>Were they usable — could you act on them without re-doing the work?</w:t>
+            </w:r>
+          </w:p>
+        </w:tc>
+        <w:tc>
+          <w:tcPr>
+            <w:tcW w:type="dxa" w:w="2041"/>
+          </w:tcPr>
+          <w:p>
+            <w:pPr>
+              <w:spacing w:after="40"/>
+            </w:pPr>
+            <w:r/>
+            <w:r>
+              <w:rPr>
+                <w:b w:val="0"/>
+                <w:i w:val="0"/>
+                <w:sz w:val="18"/>
+              </w:rPr>
+              <w:t>Yes / No / Partly</w:t>
+            </w:r>
+          </w:p>
+        </w:tc>
+        <w:tc>
+          <w:tcPr>
+            <w:tcW w:type="dxa" w:w="3628"/>
+          </w:tcPr>
+          <w:p>
+            <w:pPr>
+              <w:spacing w:after="40"/>
+            </w:pPr>
+            <w:r/>
+            <w:r>
+              <w:rPr>
+                <w:b w:val="0"/>
+                <w:i w:val="0"/>
+                <w:sz w:val="18"/>
+              </w:rPr>
+            </w:r>
+          </w:p>
+        </w:tc>
+      </w:tr>
+      <w:tr>
+        <w:tc>
+          <w:tcPr>
+            <w:tcW w:type="dxa" w:w="4195"/>
+          </w:tcPr>
+          <w:p>
+            <w:pPr>
+              <w:spacing w:after="40"/>
+            </w:pPr>
+            <w:r/>
+            <w:r>
+              <w:rPr>
+                <w:b w:val="0"/>
+                <w:i w:val="0"/>
+                <w:sz w:val="18"/>
+              </w:rPr>
+              <w:t>Was there a named person at the hospital who could explain what existed?</w:t>
+            </w:r>
+          </w:p>
+        </w:tc>
+        <w:tc>
+          <w:tcPr>
+            <w:tcW w:type="dxa" w:w="2041"/>
+          </w:tcPr>
+          <w:p>
+            <w:pPr>
+              <w:spacing w:after="40"/>
+            </w:pPr>
+            <w:r/>
+            <w:r>
+              <w:rPr>
+                <w:b w:val="0"/>
+                <w:i w:val="0"/>
+                <w:sz w:val="18"/>
+              </w:rPr>
+              <w:t>Yes / No</w:t>
+            </w:r>
+          </w:p>
+        </w:tc>
+        <w:tc>
+          <w:tcPr>
+            <w:tcW w:type="dxa" w:w="3628"/>
+          </w:tcPr>
+          <w:p>
+            <w:pPr>
+              <w:spacing w:after="40"/>
+            </w:pPr>
+            <w:r/>
+            <w:r>
+              <w:rPr>
+                <w:b w:val="0"/>
+                <w:i w:val="0"/>
+                <w:sz w:val="18"/>
+              </w:rPr>
+            </w:r>
+          </w:p>
+        </w:tc>
+      </w:tr>
+      <w:tr>
+        <w:tc>
+          <w:tcPr>
+            <w:tcW w:type="dxa" w:w="4195"/>
+          </w:tcPr>
+          <w:p>
+            <w:pPr>
+              <w:spacing w:after="40"/>
+            </w:pPr>
+            <w:r/>
+            <w:r>
+              <w:rPr>
+                <w:b w:val="0"/>
+                <w:i w:val="0"/>
+                <w:sz w:val="18"/>
+              </w:rPr>
+              <w:t>Did a six- or twelve-month check (S-1) exist for the previous deployment?</w:t>
+            </w:r>
+          </w:p>
+        </w:tc>
+        <w:tc>
+          <w:tcPr>
+            <w:tcW w:type="dxa" w:w="2041"/>
+          </w:tcPr>
+          <w:p>
+            <w:pPr>
+              <w:spacing w:after="40"/>
+            </w:pPr>
+            <w:r/>
+            <w:r>
+              <w:rPr>
+                <w:b w:val="0"/>
+                <w:i w:val="0"/>
+                <w:sz w:val="18"/>
+              </w:rPr>
+              <w:t>Yes / No</w:t>
+            </w:r>
+          </w:p>
+        </w:tc>
+        <w:tc>
+          <w:tcPr>
+            <w:tcW w:type="dxa" w:w="3628"/>
+          </w:tcPr>
+          <w:p>
+            <w:pPr>
+              <w:spacing w:after="40"/>
+            </w:pPr>
+            <w:r/>
+            <w:r>
+              <w:rPr>
+                <w:b w:val="0"/>
+                <w:i w:val="0"/>
+                <w:sz w:val="18"/>
+              </w:rPr>
+            </w:r>
+          </w:p>
+        </w:tc>
+      </w:tr>
+    </w:tbl>
+    <w:p>
+      <w:pPr>
+        <w:spacing w:after="40"/>
+      </w:pPr>
+    </w:p>
+    <w:p>
+      <w:pPr>
+        <w:spacing w:after="20"/>
+      </w:pPr>
+      <w:r>
+        <w:rPr>
+          <w:b/>
+          <w:sz w:val="19"/>
+        </w:rPr>
+        <w:t>What was missing that cost you time — be specific, and estimate the days it cost:</w:t>
+      </w:r>
+    </w:p>
+    <w:p>
+      <w:pPr>
+        <w:spacing w:after="20"/>
+      </w:pPr>
+      <w:r>
+        <w:rPr>
+          <w:color w:val="BBBBBB"/>
+          <w:sz w:val="18"/>
+        </w:rPr>
+        <w:t>____________________________________________________________________________________________</w:t>
+      </w:r>
+    </w:p>
+    <w:p>
+      <w:pPr>
+        <w:spacing w:after="20"/>
+      </w:pPr>
+      <w:r>
+        <w:rPr>
+          <w:color w:val="BBBBBB"/>
+          <w:sz w:val="18"/>
+        </w:rPr>
+        <w:t>____________________________________________________________________________________________</w:t>
+      </w:r>
+    </w:p>
+    <w:p>
+      <w:pPr>
+        <w:spacing w:after="20"/>
+      </w:pPr>
+      <w:r>
+        <w:rPr>
+          <w:color w:val="BBBBBB"/>
+          <w:sz w:val="18"/>
+        </w:rPr>
+        <w:t>____________________________________________________________________________________________</w:t>
+      </w:r>
+    </w:p>
+    <w:p>
+      <w:pPr>
+        <w:spacing w:after="20"/>
+      </w:pPr>
+      <w:r>
+        <w:rPr>
+          <w:color w:val="BBBBBB"/>
+          <w:sz w:val="18"/>
+        </w:rPr>
+        <w:t>____________________________________________________________________________________________</w:t>
+      </w:r>
+    </w:p>
+    <w:p>
+      <w:pPr>
+        <w:spacing w:after="20"/>
+      </w:pPr>
+    </w:p>
+    <w:p>
+      <w:pPr>
+        <w:spacing w:after="20"/>
+      </w:pPr>
+      <w:r>
+        <w:rPr>
+          <w:b/>
+          <w:sz w:val="19"/>
+        </w:rPr>
+        <w:t>What you had to rediscover that someone already knew:</w:t>
+      </w:r>
+    </w:p>
+    <w:p>
+      <w:pPr>
+        <w:spacing w:after="20"/>
+      </w:pPr>
+      <w:r>
+        <w:rPr>
+          <w:color w:val="BBBBBB"/>
+          <w:sz w:val="18"/>
+        </w:rPr>
+        <w:t>____________________________________________________________________________________________</w:t>
+      </w:r>
+    </w:p>
+    <w:p>
+      <w:pPr>
+        <w:spacing w:after="20"/>
+      </w:pPr>
+      <w:r>
+        <w:rPr>
+          <w:color w:val="BBBBBB"/>
+          <w:sz w:val="18"/>
+        </w:rPr>
+        <w:t>____________________________________________________________________________________________</w:t>
+      </w:r>
+    </w:p>
+    <w:p>
+      <w:pPr>
+        <w:spacing w:after="20"/>
+      </w:pPr>
+      <w:r>
+        <w:rPr>
+          <w:color w:val="BBBBBB"/>
+          <w:sz w:val="18"/>
+        </w:rPr>
+        <w:t>____________________________________________________________________________________________</w:t>
+      </w:r>
+    </w:p>
+    <w:p>
+      <w:pPr>
+        <w:spacing w:after="20"/>
       </w:pPr>
     </w:p>
     <w:p>
@@ -914,6 +1430,585 @@
           </w:p>
         </w:tc>
       </w:tr>
+      <w:tr>
+        <w:tc>
+          <w:tcPr>
+            <w:tcW w:type="dxa" w:w="1361"/>
+          </w:tcPr>
+          <w:p>
+            <w:pPr>
+              <w:spacing w:after="40"/>
+            </w:pPr>
+            <w:r/>
+            <w:r>
+              <w:rPr>
+                <w:b w:val="0"/>
+                <w:i w:val="0"/>
+                <w:sz w:val="18"/>
+              </w:rPr>
+              <w:t>S-1</w:t>
+            </w:r>
+          </w:p>
+        </w:tc>
+        <w:tc>
+          <w:tcPr>
+            <w:tcW w:type="dxa" w:w="1474"/>
+          </w:tcPr>
+          <w:p>
+            <w:pPr>
+              <w:spacing w:after="40"/>
+            </w:pPr>
+            <w:r/>
+            <w:r>
+              <w:rPr>
+                <w:b w:val="0"/>
+                <w:i w:val="0"/>
+                <w:sz w:val="18"/>
+              </w:rPr>
+              <w:t>Scheduled? Y / N</w:t>
+            </w:r>
+          </w:p>
+        </w:tc>
+        <w:tc>
+          <w:tcPr>
+            <w:tcW w:type="dxa" w:w="6576"/>
+          </w:tcPr>
+          <w:p>
+            <w:pPr>
+              <w:spacing w:after="40"/>
+            </w:pPr>
+            <w:r/>
+            <w:r>
+              <w:rPr>
+                <w:b w:val="0"/>
+                <w:i w:val="0"/>
+                <w:sz w:val="18"/>
+              </w:rPr>
+              <w:t>Named owner and dates, from L-1 section 4 — this is the only outcome measurement the deployment will ever produce</w:t>
+            </w:r>
+          </w:p>
+        </w:tc>
+      </w:tr>
+    </w:tbl>
+    <w:p>
+      <w:pPr>
+        <w:spacing w:after="40"/>
+      </w:pPr>
+    </w:p>
+    <w:p>
+      <w:pPr>
+        <w:spacing w:before="160" w:after="60"/>
+      </w:pPr>
+      <w:r>
+        <w:rPr>
+          <w:b/>
+          <w:color w:val="0B3583"/>
+          <w:sz w:val="23"/>
+        </w:rPr>
+        <w:t>2b. Where you departed from the handbook, and why</w:t>
+      </w:r>
+    </w:p>
+    <w:p>
+      <w:pPr>
+        <w:spacing w:after="80"/>
+      </w:pPr>
+      <w:r>
+        <w:rPr>
+          <w:i/>
+          <w:color w:val="5A6672"/>
+          <w:sz w:val="17"/>
+        </w:rPr>
+        <w:t>Different from section 3. A departure can be entirely correct and still needs recording — the next team's first question about any configuration is 'why is it set up this way?', and an unanswered why gets redesigned from scratch.</w:t>
+      </w:r>
+    </w:p>
+    <w:tbl>
+      <w:tblPr>
+        <w:tblStyle w:val="TableGrid"/>
+        <w:tblW w:type="auto" w:w="0"/>
+        <w:tblLook w:firstColumn="1" w:firstRow="1" w:lastColumn="0" w:lastRow="0" w:noHBand="0" w:noVBand="1" w:val="04A0"/>
+      </w:tblPr>
+      <w:tblGrid>
+        <w:gridCol w:w="2466"/>
+        <w:gridCol w:w="2466"/>
+        <w:gridCol w:w="2466"/>
+        <w:gridCol w:w="2466"/>
+      </w:tblGrid>
+      <w:tr>
+        <w:tc>
+          <w:tcPr>
+            <w:tcW w:type="dxa" w:w="2494"/>
+            <w:shd w:val="clear" w:color="auto" w:fill="EEF2F7"/>
+          </w:tcPr>
+          <w:p>
+            <w:pPr>
+              <w:spacing w:after="40"/>
+            </w:pPr>
+            <w:r/>
+            <w:r>
+              <w:rPr>
+                <w:b/>
+                <w:i w:val="0"/>
+                <w:color w:val="5A6672"/>
+                <w:sz w:val="17"/>
+              </w:rPr>
+              <w:t>What the handbook says</w:t>
+            </w:r>
+          </w:p>
+        </w:tc>
+        <w:tc>
+          <w:tcPr>
+            <w:tcW w:type="dxa" w:w="2494"/>
+            <w:shd w:val="clear" w:color="auto" w:fill="EEF2F7"/>
+          </w:tcPr>
+          <w:p>
+            <w:pPr>
+              <w:spacing w:after="40"/>
+            </w:pPr>
+            <w:r/>
+            <w:r>
+              <w:rPr>
+                <w:b/>
+                <w:i w:val="0"/>
+                <w:color w:val="5A6672"/>
+                <w:sz w:val="17"/>
+              </w:rPr>
+              <w:t>What we did instead</w:t>
+            </w:r>
+          </w:p>
+        </w:tc>
+        <w:tc>
+          <w:tcPr>
+            <w:tcW w:type="dxa" w:w="2948"/>
+            <w:shd w:val="clear" w:color="auto" w:fill="EEF2F7"/>
+          </w:tcPr>
+          <w:p>
+            <w:pPr>
+              <w:spacing w:after="40"/>
+            </w:pPr>
+            <w:r/>
+            <w:r>
+              <w:rPr>
+                <w:b/>
+                <w:i w:val="0"/>
+                <w:color w:val="5A6672"/>
+                <w:sz w:val="17"/>
+              </w:rPr>
+              <w:t>Why</w:t>
+            </w:r>
+          </w:p>
+        </w:tc>
+        <w:tc>
+          <w:tcPr>
+            <w:tcW w:type="dxa" w:w="1928"/>
+            <w:shd w:val="clear" w:color="auto" w:fill="EEF2F7"/>
+          </w:tcPr>
+          <w:p>
+            <w:pPr>
+              <w:spacing w:after="40"/>
+            </w:pPr>
+            <w:r/>
+            <w:r>
+              <w:rPr>
+                <w:b/>
+                <w:i w:val="0"/>
+                <w:color w:val="5A6672"/>
+                <w:sz w:val="17"/>
+              </w:rPr>
+              <w:t>Would you do it again?</w:t>
+            </w:r>
+          </w:p>
+        </w:tc>
+      </w:tr>
+      <w:tr>
+        <w:tc>
+          <w:tcPr>
+            <w:tcW w:type="dxa" w:w="2494"/>
+          </w:tcPr>
+          <w:p>
+            <w:pPr>
+              <w:spacing w:after="40"/>
+            </w:pPr>
+            <w:r/>
+            <w:r>
+              <w:rPr>
+                <w:b w:val="0"/>
+                <w:i w:val="0"/>
+                <w:sz w:val="18"/>
+              </w:rPr>
+              <w:br/>
+            </w:r>
+          </w:p>
+        </w:tc>
+        <w:tc>
+          <w:tcPr>
+            <w:tcW w:type="dxa" w:w="2494"/>
+          </w:tcPr>
+          <w:p>
+            <w:pPr>
+              <w:spacing w:after="40"/>
+            </w:pPr>
+            <w:r/>
+            <w:r>
+              <w:rPr>
+                <w:b w:val="0"/>
+                <w:i w:val="0"/>
+                <w:sz w:val="18"/>
+              </w:rPr>
+              <w:br/>
+            </w:r>
+          </w:p>
+        </w:tc>
+        <w:tc>
+          <w:tcPr>
+            <w:tcW w:type="dxa" w:w="2948"/>
+          </w:tcPr>
+          <w:p>
+            <w:pPr>
+              <w:spacing w:after="40"/>
+            </w:pPr>
+            <w:r/>
+            <w:r>
+              <w:rPr>
+                <w:b w:val="0"/>
+                <w:i w:val="0"/>
+                <w:sz w:val="18"/>
+              </w:rPr>
+              <w:br/>
+            </w:r>
+          </w:p>
+        </w:tc>
+        <w:tc>
+          <w:tcPr>
+            <w:tcW w:type="dxa" w:w="1928"/>
+          </w:tcPr>
+          <w:p>
+            <w:pPr>
+              <w:spacing w:after="40"/>
+            </w:pPr>
+            <w:r/>
+            <w:r>
+              <w:rPr>
+                <w:b w:val="0"/>
+                <w:i w:val="0"/>
+                <w:sz w:val="18"/>
+              </w:rPr>
+              <w:br/>
+            </w:r>
+          </w:p>
+        </w:tc>
+      </w:tr>
+      <w:tr>
+        <w:tc>
+          <w:tcPr>
+            <w:tcW w:type="dxa" w:w="2494"/>
+          </w:tcPr>
+          <w:p>
+            <w:pPr>
+              <w:spacing w:after="40"/>
+            </w:pPr>
+            <w:r/>
+            <w:r>
+              <w:rPr>
+                <w:b w:val="0"/>
+                <w:i w:val="0"/>
+                <w:sz w:val="18"/>
+              </w:rPr>
+              <w:br/>
+            </w:r>
+          </w:p>
+        </w:tc>
+        <w:tc>
+          <w:tcPr>
+            <w:tcW w:type="dxa" w:w="2494"/>
+          </w:tcPr>
+          <w:p>
+            <w:pPr>
+              <w:spacing w:after="40"/>
+            </w:pPr>
+            <w:r/>
+            <w:r>
+              <w:rPr>
+                <w:b w:val="0"/>
+                <w:i w:val="0"/>
+                <w:sz w:val="18"/>
+              </w:rPr>
+              <w:br/>
+            </w:r>
+          </w:p>
+        </w:tc>
+        <w:tc>
+          <w:tcPr>
+            <w:tcW w:type="dxa" w:w="2948"/>
+          </w:tcPr>
+          <w:p>
+            <w:pPr>
+              <w:spacing w:after="40"/>
+            </w:pPr>
+            <w:r/>
+            <w:r>
+              <w:rPr>
+                <w:b w:val="0"/>
+                <w:i w:val="0"/>
+                <w:sz w:val="18"/>
+              </w:rPr>
+              <w:br/>
+            </w:r>
+          </w:p>
+        </w:tc>
+        <w:tc>
+          <w:tcPr>
+            <w:tcW w:type="dxa" w:w="1928"/>
+          </w:tcPr>
+          <w:p>
+            <w:pPr>
+              <w:spacing w:after="40"/>
+            </w:pPr>
+            <w:r/>
+            <w:r>
+              <w:rPr>
+                <w:b w:val="0"/>
+                <w:i w:val="0"/>
+                <w:sz w:val="18"/>
+              </w:rPr>
+              <w:br/>
+            </w:r>
+          </w:p>
+        </w:tc>
+      </w:tr>
+      <w:tr>
+        <w:tc>
+          <w:tcPr>
+            <w:tcW w:type="dxa" w:w="2494"/>
+          </w:tcPr>
+          <w:p>
+            <w:pPr>
+              <w:spacing w:after="40"/>
+            </w:pPr>
+            <w:r/>
+            <w:r>
+              <w:rPr>
+                <w:b w:val="0"/>
+                <w:i w:val="0"/>
+                <w:sz w:val="18"/>
+              </w:rPr>
+              <w:br/>
+            </w:r>
+          </w:p>
+        </w:tc>
+        <w:tc>
+          <w:tcPr>
+            <w:tcW w:type="dxa" w:w="2494"/>
+          </w:tcPr>
+          <w:p>
+            <w:pPr>
+              <w:spacing w:after="40"/>
+            </w:pPr>
+            <w:r/>
+            <w:r>
+              <w:rPr>
+                <w:b w:val="0"/>
+                <w:i w:val="0"/>
+                <w:sz w:val="18"/>
+              </w:rPr>
+              <w:br/>
+            </w:r>
+          </w:p>
+        </w:tc>
+        <w:tc>
+          <w:tcPr>
+            <w:tcW w:type="dxa" w:w="2948"/>
+          </w:tcPr>
+          <w:p>
+            <w:pPr>
+              <w:spacing w:after="40"/>
+            </w:pPr>
+            <w:r/>
+            <w:r>
+              <w:rPr>
+                <w:b w:val="0"/>
+                <w:i w:val="0"/>
+                <w:sz w:val="18"/>
+              </w:rPr>
+              <w:br/>
+            </w:r>
+          </w:p>
+        </w:tc>
+        <w:tc>
+          <w:tcPr>
+            <w:tcW w:type="dxa" w:w="1928"/>
+          </w:tcPr>
+          <w:p>
+            <w:pPr>
+              <w:spacing w:after="40"/>
+            </w:pPr>
+            <w:r/>
+            <w:r>
+              <w:rPr>
+                <w:b w:val="0"/>
+                <w:i w:val="0"/>
+                <w:sz w:val="18"/>
+              </w:rPr>
+              <w:br/>
+            </w:r>
+          </w:p>
+        </w:tc>
+      </w:tr>
+      <w:tr>
+        <w:tc>
+          <w:tcPr>
+            <w:tcW w:type="dxa" w:w="2494"/>
+          </w:tcPr>
+          <w:p>
+            <w:pPr>
+              <w:spacing w:after="40"/>
+            </w:pPr>
+            <w:r/>
+            <w:r>
+              <w:rPr>
+                <w:b w:val="0"/>
+                <w:i w:val="0"/>
+                <w:sz w:val="18"/>
+              </w:rPr>
+              <w:br/>
+            </w:r>
+          </w:p>
+        </w:tc>
+        <w:tc>
+          <w:tcPr>
+            <w:tcW w:type="dxa" w:w="2494"/>
+          </w:tcPr>
+          <w:p>
+            <w:pPr>
+              <w:spacing w:after="40"/>
+            </w:pPr>
+            <w:r/>
+            <w:r>
+              <w:rPr>
+                <w:b w:val="0"/>
+                <w:i w:val="0"/>
+                <w:sz w:val="18"/>
+              </w:rPr>
+              <w:br/>
+            </w:r>
+          </w:p>
+        </w:tc>
+        <w:tc>
+          <w:tcPr>
+            <w:tcW w:type="dxa" w:w="2948"/>
+          </w:tcPr>
+          <w:p>
+            <w:pPr>
+              <w:spacing w:after="40"/>
+            </w:pPr>
+            <w:r/>
+            <w:r>
+              <w:rPr>
+                <w:b w:val="0"/>
+                <w:i w:val="0"/>
+                <w:sz w:val="18"/>
+              </w:rPr>
+              <w:br/>
+            </w:r>
+          </w:p>
+        </w:tc>
+        <w:tc>
+          <w:tcPr>
+            <w:tcW w:type="dxa" w:w="1928"/>
+          </w:tcPr>
+          <w:p>
+            <w:pPr>
+              <w:spacing w:after="40"/>
+            </w:pPr>
+            <w:r/>
+            <w:r>
+              <w:rPr>
+                <w:b w:val="0"/>
+                <w:i w:val="0"/>
+                <w:sz w:val="18"/>
+              </w:rPr>
+              <w:br/>
+            </w:r>
+          </w:p>
+        </w:tc>
+      </w:tr>
+      <w:tr>
+        <w:tc>
+          <w:tcPr>
+            <w:tcW w:type="dxa" w:w="2494"/>
+          </w:tcPr>
+          <w:p>
+            <w:pPr>
+              <w:spacing w:after="40"/>
+            </w:pPr>
+            <w:r/>
+            <w:r>
+              <w:rPr>
+                <w:b w:val="0"/>
+                <w:i w:val="0"/>
+                <w:sz w:val="18"/>
+              </w:rPr>
+              <w:br/>
+            </w:r>
+          </w:p>
+        </w:tc>
+        <w:tc>
+          <w:tcPr>
+            <w:tcW w:type="dxa" w:w="2494"/>
+          </w:tcPr>
+          <w:p>
+            <w:pPr>
+              <w:spacing w:after="40"/>
+            </w:pPr>
+            <w:r/>
+            <w:r>
+              <w:rPr>
+                <w:b w:val="0"/>
+                <w:i w:val="0"/>
+                <w:sz w:val="18"/>
+              </w:rPr>
+              <w:br/>
+            </w:r>
+          </w:p>
+        </w:tc>
+        <w:tc>
+          <w:tcPr>
+            <w:tcW w:type="dxa" w:w="2948"/>
+          </w:tcPr>
+          <w:p>
+            <w:pPr>
+              <w:spacing w:after="40"/>
+            </w:pPr>
+            <w:r/>
+            <w:r>
+              <w:rPr>
+                <w:b w:val="0"/>
+                <w:i w:val="0"/>
+                <w:sz w:val="18"/>
+              </w:rPr>
+              <w:br/>
+            </w:r>
+          </w:p>
+        </w:tc>
+        <w:tc>
+          <w:tcPr>
+            <w:tcW w:type="dxa" w:w="1928"/>
+          </w:tcPr>
+          <w:p>
+            <w:pPr>
+              <w:spacing w:after="40"/>
+            </w:pPr>
+            <w:r/>
+            <w:r>
+              <w:rPr>
+                <w:b w:val="0"/>
+                <w:i w:val="0"/>
+                <w:sz w:val="18"/>
+              </w:rPr>
+              <w:br/>
+            </w:r>
+          </w:p>
+        </w:tc>
+      </w:tr>
     </w:tbl>
     <w:p>
       <w:pPr>
@@ -1379,6 +2474,251 @@
         <w:spacing w:after="20"/>
       </w:pPr>
     </w:p>
+    <w:p>
+      <w:pPr>
+        <w:spacing w:before="160" w:after="60"/>
+      </w:pPr>
+      <w:r>
+        <w:rPr>
+          <w:b/>
+          <w:color w:val="0B3583"/>
+          <w:sz w:val="23"/>
+        </w:rPr>
+        <w:t>7. Who can answer questions about this deployment in a year</w:t>
+      </w:r>
+    </w:p>
+    <w:p>
+      <w:pPr>
+        <w:spacing w:after="80"/>
+      </w:pPr>
+      <w:r>
+        <w:rPr>
+          <w:i/>
+          <w:color w:val="5A6672"/>
+          <w:sz w:val="17"/>
+        </w:rPr>
+        <w:t>A student email address expires. Give a route that will still work when the next team reads this.</w:t>
+      </w:r>
+    </w:p>
+    <w:tbl>
+      <w:tblPr>
+        <w:tblStyle w:val="TableGrid"/>
+        <w:tblW w:type="auto" w:w="0"/>
+        <w:tblLook w:firstColumn="1" w:firstRow="1" w:lastColumn="0" w:lastRow="0" w:noHBand="0" w:noVBand="1" w:val="04A0"/>
+      </w:tblPr>
+      <w:tblGrid>
+        <w:gridCol w:w="2466"/>
+        <w:gridCol w:w="2466"/>
+        <w:gridCol w:w="2466"/>
+        <w:gridCol w:w="2466"/>
+      </w:tblGrid>
+      <w:tr>
+        <w:tc>
+          <w:tcPr>
+            <w:tcW w:type="dxa" w:w="2268"/>
+            <w:shd w:val="clear" w:color="auto" w:fill="EEF2F7"/>
+          </w:tcPr>
+          <w:p>
+            <w:pPr>
+              <w:spacing w:after="40"/>
+            </w:pPr>
+            <w:r/>
+            <w:r>
+              <w:rPr>
+                <w:b/>
+                <w:i w:val="0"/>
+                <w:color w:val="5A6672"/>
+                <w:sz w:val="17"/>
+              </w:rPr>
+              <w:t>Name</w:t>
+            </w:r>
+          </w:p>
+        </w:tc>
+        <w:tc>
+          <w:tcPr>
+            <w:tcW w:type="dxa" w:w="2041"/>
+            <w:shd w:val="clear" w:color="auto" w:fill="EEF2F7"/>
+          </w:tcPr>
+          <w:p>
+            <w:pPr>
+              <w:spacing w:after="40"/>
+            </w:pPr>
+            <w:r/>
+            <w:r>
+              <w:rPr>
+                <w:b/>
+                <w:i w:val="0"/>
+                <w:color w:val="5A6672"/>
+                <w:sz w:val="17"/>
+              </w:rPr>
+              <w:t>Role then</w:t>
+            </w:r>
+          </w:p>
+        </w:tc>
+        <w:tc>
+          <w:tcPr>
+            <w:tcW w:type="dxa" w:w="3628"/>
+            <w:shd w:val="clear" w:color="auto" w:fill="EEF2F7"/>
+          </w:tcPr>
+          <w:p>
+            <w:pPr>
+              <w:spacing w:after="40"/>
+            </w:pPr>
+            <w:r/>
+            <w:r>
+              <w:rPr>
+                <w:b/>
+                <w:i w:val="0"/>
+                <w:color w:val="5A6672"/>
+                <w:sz w:val="17"/>
+              </w:rPr>
+              <w:t>Contact route with a real lifespan</w:t>
+            </w:r>
+          </w:p>
+        </w:tc>
+        <w:tc>
+          <w:tcPr>
+            <w:tcW w:type="dxa" w:w="1928"/>
+            <w:shd w:val="clear" w:color="auto" w:fill="EEF2F7"/>
+          </w:tcPr>
+          <w:p>
+            <w:pPr>
+              <w:spacing w:after="40"/>
+            </w:pPr>
+            <w:r/>
+            <w:r>
+              <w:rPr>
+                <w:b/>
+                <w:i w:val="0"/>
+                <w:color w:val="5A6672"/>
+                <w:sz w:val="17"/>
+              </w:rPr>
+              <w:t>Until when</w:t>
+            </w:r>
+          </w:p>
+        </w:tc>
+      </w:tr>
+      <w:tr>
+        <w:tc>
+          <w:tcPr>
+            <w:tcW w:type="dxa" w:w="2268"/>
+          </w:tcPr>
+          <w:p>
+            <w:pPr>
+              <w:spacing w:after="40"/>
+            </w:pPr>
+            <w:r/>
+            <w:r>
+              <w:rPr>
+                <w:b w:val="0"/>
+                <w:i w:val="0"/>
+                <w:sz w:val="18"/>
+              </w:rPr>
+            </w:r>
+          </w:p>
+        </w:tc>
+        <w:tc>
+          <w:tcPr>
+            <w:tcW w:type="dxa" w:w="2041"/>
+          </w:tcPr>
+          <w:p>
+            <w:pPr>
+              <w:spacing w:after="40"/>
+            </w:pPr>
+            <w:r/>
+            <w:r>
+              <w:rPr>
+                <w:b w:val="0"/>
+                <w:i w:val="0"/>
+                <w:sz w:val="18"/>
+              </w:rPr>
+            </w:r>
+          </w:p>
+        </w:tc>
+        <w:tc>
+          <w:tcPr>
+            <w:tcW w:type="dxa" w:w="3628"/>
+          </w:tcPr>
+          <w:p>
+            <w:pPr>
+              <w:spacing w:after="40"/>
+            </w:pPr>
+            <w:r/>
+            <w:r>
+              <w:rPr>
+                <w:b w:val="0"/>
+                <w:i w:val="0"/>
+                <w:sz w:val="18"/>
+              </w:rPr>
+            </w:r>
+          </w:p>
+        </w:tc>
+        <w:tc>
+          <w:tcPr>
+            <w:tcW w:type="dxa" w:w="1928"/>
+          </w:tcPr>
+          <w:p>
+            <w:pPr>
+              <w:spacing w:after="40"/>
+            </w:pPr>
+            <w:r/>
+            <w:r>
+              <w:rPr>
+                <w:b w:val="0"/>
+                <w:i w:val="0"/>
+                <w:sz w:val="18"/>
+              </w:rPr>
+            </w:r>
+          </w:p>
+        </w:tc>
+      </w:tr>
+    </w:tbl>
+    <w:p>
+      <w:pPr>
+        <w:spacing w:after="40"/>
+      </w:pPr>
+    </w:p>
+    <w:p>
+      <w:pPr>
+        <w:spacing w:after="20"/>
+      </w:pPr>
+      <w:r>
+        <w:rPr>
+          <w:b/>
+          <w:sz w:val="19"/>
+        </w:rPr>
+        <w:t>The one thing the next team should do first:</w:t>
+      </w:r>
+    </w:p>
+    <w:p>
+      <w:pPr>
+        <w:spacing w:after="20"/>
+      </w:pPr>
+      <w:r>
+        <w:rPr>
+          <w:color w:val="BBBBBB"/>
+          <w:sz w:val="18"/>
+        </w:rPr>
+        <w:t>____________________________________________________________________________________________</w:t>
+      </w:r>
+    </w:p>
+    <w:p>
+      <w:pPr>
+        <w:spacing w:after="20"/>
+      </w:pPr>
+      <w:r>
+        <w:rPr>
+          <w:color w:val="BBBBBB"/>
+          <w:sz w:val="18"/>
+        </w:rPr>
+        <w:t>____________________________________________________________________________________________</w:t>
+      </w:r>
+    </w:p>
+    <w:p>
+      <w:pPr>
+        <w:spacing w:after="20"/>
+      </w:pPr>
+    </w:p>
     <w:sectPr>
       <w:footerReference w:type="default" r:id="rId9"/>
       <w:pgSz w:w="11906" w:h="16838"/>
@@ -1402,7 +2742,7 @@
         <w:color w:val="5A6672"/>
         <w:sz w:val="16"/>
       </w:rPr>
-      <w:t>Handbook v0.3  ·  A-1  ·  Record the handbook version in your closure report</w:t>
+      <w:t>Handbook v0.4  ·  A-1  ·  Record the handbook version in your closure report</w:t>
     </w:r>
   </w:p>
 </w:ftr>
